--- a/Grade 9/3 and 4 chapter.docx
+++ b/Grade 9/3 and 4 chapter.docx
@@ -1,11 +1,44 @@
 
 <file path=word/document.xml><?xml version="1.0" encoding="utf-8"?>
-<w:document xmlns:wpc="http://schemas.microsoft.com/office/word/2010/wordprocessingCanvas" xmlns:cx="http://schemas.microsoft.com/office/drawing/2014/chartex" xmlns:cx1="http://schemas.microsoft.com/office/drawing/2015/9/8/chartex" xmlns:cx2="http://schemas.microsoft.com/office/drawing/2015/10/21/chartex" xmlns:cx3="http://schemas.microsoft.com/office/drawing/2016/5/9/chartex" xmlns:cx4="http://schemas.microsoft.com/office/drawing/2016/5/10/chartex" xmlns:cx5="http://schemas.microsoft.com/office/drawing/2016/5/11/chartex" xmlns:cx6="http://schemas.microsoft.com/office/drawing/2016/5/12/chartex" xmlns:cx7="http://schemas.microsoft.com/office/drawing/2016/5/13/chartex" xmlns:cx8="http://schemas.microsoft.com/office/drawing/2016/5/14/chartex" xmlns:mc="http://schemas.openxmlformats.org/markup-compatibility/2006" xmlns:aink="http://schemas.microsoft.com/office/drawing/2016/ink" xmlns:am3d="http://schemas.microsoft.com/office/drawing/2017/model3d" xmlns:o="urn:schemas-microsoft-com:office:office" xmlns:oel="http://schemas.microsoft.com/office/2019/extlst" xmlns:r="http://schemas.openxmlformats.org/officeDocument/2006/relationships" xmlns:m="http://schemas.openxmlformats.org/officeDocument/2006/math" xmlns:v="urn:schemas-microsoft-com:vml" xmlns:wp14="http://schemas.microsoft.com/office/word/2010/wordprocessingDrawing" xmlns:wp="http://schemas.openxmlformats.org/drawingml/2006/wordprocessingDrawing" xmlns:w10="urn:schemas-microsoft-com:office:word" xmlns:w="http://schemas.openxmlformats.org/wordprocessingml/2006/main" xmlns:w14="http://schemas.microsoft.com/office/word/2010/wordml" xmlns:w15="http://schemas.microsoft.com/office/word/2012/wordml" xmlns:w16cex="http://schemas.microsoft.com/office/word/2018/wordml/cex" xmlns:w16cid="http://schemas.microsoft.com/office/word/2016/wordml/cid" xmlns:w16="http://schemas.microsoft.com/office/word/2018/wordml" xmlns:w16du="http://schemas.microsoft.com/office/word/2023/wordml/word16du" xmlns:w16sdtdh="http://schemas.microsoft.com/office/word/2020/wordml/sdtdatahash" xmlns:w16sdtfl="http://schemas.microsoft.com/office/word/2024/wordml/sdtformatlock" xmlns:w16se="http://schemas.microsoft.com/office/word/2015/wordml/symex" xmlns:wpg="http://schemas.microsoft.com/office/word/2010/wordprocessingGroup" xmlns:wpi="http://schemas.microsoft.com/office/word/2010/wordprocessingInk" xmlns:wne="http://schemas.microsoft.com/office/word/2006/wordml" xmlns:wps="http://schemas.microsoft.com/office/word/2010/wordprocessingShape" mc:Ignorable="w14 w15 w16se w16cid w16 w16cex w16sdtdh w16sdtfl w16du wp14">
+<w:document xmlns:wpc="http://schemas.microsoft.com/office/word/2010/wordprocessingCanvas" xmlns:cx="http://schemas.microsoft.com/office/drawing/2014/chartex" xmlns:cx1="http://schemas.microsoft.com/office/drawing/2015/9/8/chartex" xmlns:cx2="http://schemas.microsoft.com/office/drawing/2015/10/21/chartex" xmlns:cx3="http://schemas.microsoft.com/office/drawing/2016/5/9/chartex" xmlns:cx4="http://schemas.microsoft.com/office/drawing/2016/5/10/chartex" xmlns:cx5="http://schemas.microsoft.com/office/drawing/2016/5/11/chartex" xmlns:cx6="http://schemas.microsoft.com/office/drawing/2016/5/12/chartex" xmlns:cx7="http://schemas.microsoft.com/office/drawing/2016/5/13/chartex" xmlns:cx8="http://schemas.microsoft.com/office/drawing/2016/5/14/chartex" xmlns:mc="http://schemas.openxmlformats.org/markup-compatibility/2006" xmlns:aink="http://schemas.microsoft.com/office/drawing/2016/ink" xmlns:am3d="http://schemas.microsoft.com/office/drawing/2017/model3d" xmlns:o="urn:schemas-microsoft-com:office:office" xmlns:oel="http://schemas.microsoft.com/office/2019/extlst" xmlns:r="http://schemas.openxmlformats.org/officeDocument/2006/relationships" xmlns:m="http://schemas.openxmlformats.org/officeDocument/2006/math" xmlns:v="urn:schemas-microsoft-com:vml" xmlns:wp14="http://schemas.microsoft.com/office/word/2010/wordprocessingDrawing" xmlns:wp="http://schemas.openxmlformats.org/drawingml/2006/wordprocessingDrawing" xmlns:w10="urn:schemas-microsoft-com:office:word" xmlns:w="http://schemas.openxmlformats.org/wordprocessingml/2006/main" xmlns:w14="http://schemas.microsoft.com/office/word/2010/wordml" xmlns:w15="http://schemas.microsoft.com/office/word/2012/wordml" xmlns:w16cei="http://schemas.microsoft.com/office/word/2026/wordml/cei" xmlns:w16cex="http://schemas.microsoft.com/office/word/2018/wordml/cex" xmlns:w16cid="http://schemas.microsoft.com/office/word/2016/wordml/cid" xmlns:w16="http://schemas.microsoft.com/office/word/2018/wordml" xmlns:w16du="http://schemas.microsoft.com/office/word/2023/wordml/word16du" xmlns:w16sdtdh="http://schemas.microsoft.com/office/word/2020/wordml/sdtdatahash" xmlns:w16sdtfl="http://schemas.microsoft.com/office/word/2024/wordml/sdtformatlock" xmlns:w16se="http://schemas.microsoft.com/office/word/2015/wordml/symex" xmlns:wpg="http://schemas.microsoft.com/office/word/2010/wordprocessingGroup" xmlns:wpi="http://schemas.microsoft.com/office/word/2010/wordprocessingInk" xmlns:wne="http://schemas.microsoft.com/office/word/2006/wordml" xmlns:wps="http://schemas.microsoft.com/office/word/2010/wordprocessingShape" mc:Ignorable="w14 w15 w16se w16cid w16 w16cex w16sdtdh w16sdtfl w16du wp14">
   <w:body>
+    <w:p>
+      <w:r>
+        <w:t> </w:t>
+      </w:r>
+      <w:hyperlink r:id="rId4" w:history="1">
+        <w:r>
+          <w:rPr>
+            <w:rStyle w:val="Hyperlink"/>
+            <w:b/>
+            <w:bCs/>
+          </w:rPr>
+          <w:t xml:space="preserve">3. </w:t>
+        </w:r>
+        <w:proofErr w:type="spellStart"/>
+        <w:r>
+          <w:rPr>
+            <w:rStyle w:val="Hyperlink"/>
+            <w:b/>
+            <w:bCs/>
+          </w:rPr>
+          <w:t>Lec</w:t>
+        </w:r>
+        <w:proofErr w:type="spellEnd"/>
+        <w:r>
+          <w:rPr>
+            <w:rStyle w:val="Hyperlink"/>
+            <w:b/>
+            <w:bCs/>
+          </w:rPr>
+          <w:t>: Light it up with Tri-Colour LED</w:t>
+        </w:r>
+      </w:hyperlink>
+    </w:p>
     <w:p/>
     <w:sectPr>
       <w:pgSz w:w="11906" w:h="16838"/>
-      <w:pgMar w:top="1440" w:right="1440" w:bottom="1440" w:left="1440" w:header="708" w:footer="708" w:gutter="0"/>
+      <w:pgMar w:top="720" w:right="720" w:bottom="720" w:left="720" w:header="708" w:footer="708" w:gutter="0"/>
       <w:cols w:space="708"/>
       <w:docGrid w:linePitch="360"/>
     </w:sectPr>
@@ -421,7 +454,7 @@
     <w:link w:val="Heading1Char"/>
     <w:uiPriority w:val="9"/>
     <w:qFormat/>
-    <w:rsid w:val="00347FE9"/>
+    <w:rsid w:val="00E05A6E"/>
     <w:pPr>
       <w:keepNext/>
       <w:keepLines/>
@@ -444,7 +477,7 @@
     <w:semiHidden/>
     <w:unhideWhenUsed/>
     <w:qFormat/>
-    <w:rsid w:val="00347FE9"/>
+    <w:rsid w:val="00E05A6E"/>
     <w:pPr>
       <w:keepNext/>
       <w:keepLines/>
@@ -467,7 +500,7 @@
     <w:semiHidden/>
     <w:unhideWhenUsed/>
     <w:qFormat/>
-    <w:rsid w:val="00347FE9"/>
+    <w:rsid w:val="00E05A6E"/>
     <w:pPr>
       <w:keepNext/>
       <w:keepLines/>
@@ -490,7 +523,7 @@
     <w:semiHidden/>
     <w:unhideWhenUsed/>
     <w:qFormat/>
-    <w:rsid w:val="00347FE9"/>
+    <w:rsid w:val="00E05A6E"/>
     <w:pPr>
       <w:keepNext/>
       <w:keepLines/>
@@ -513,7 +546,7 @@
     <w:semiHidden/>
     <w:unhideWhenUsed/>
     <w:qFormat/>
-    <w:rsid w:val="00347FE9"/>
+    <w:rsid w:val="00E05A6E"/>
     <w:pPr>
       <w:keepNext/>
       <w:keepLines/>
@@ -534,7 +567,7 @@
     <w:semiHidden/>
     <w:unhideWhenUsed/>
     <w:qFormat/>
-    <w:rsid w:val="00347FE9"/>
+    <w:rsid w:val="00E05A6E"/>
     <w:pPr>
       <w:keepNext/>
       <w:keepLines/>
@@ -557,7 +590,7 @@
     <w:semiHidden/>
     <w:unhideWhenUsed/>
     <w:qFormat/>
-    <w:rsid w:val="00347FE9"/>
+    <w:rsid w:val="00E05A6E"/>
     <w:pPr>
       <w:keepNext/>
       <w:keepLines/>
@@ -578,7 +611,7 @@
     <w:semiHidden/>
     <w:unhideWhenUsed/>
     <w:qFormat/>
-    <w:rsid w:val="00347FE9"/>
+    <w:rsid w:val="00E05A6E"/>
     <w:pPr>
       <w:keepNext/>
       <w:keepLines/>
@@ -601,7 +634,7 @@
     <w:semiHidden/>
     <w:unhideWhenUsed/>
     <w:qFormat/>
-    <w:rsid w:val="00347FE9"/>
+    <w:rsid w:val="00E05A6E"/>
     <w:pPr>
       <w:keepNext/>
       <w:keepLines/>
@@ -616,7 +649,6 @@
   <w:style w:type="character" w:default="1" w:styleId="DefaultParagraphFont">
     <w:name w:val="Default Paragraph Font"/>
     <w:uiPriority w:val="1"/>
-    <w:semiHidden/>
     <w:unhideWhenUsed/>
   </w:style>
   <w:style w:type="table" w:default="1" w:styleId="TableNormal">
@@ -645,7 +677,7 @@
     <w:basedOn w:val="DefaultParagraphFont"/>
     <w:link w:val="Heading1"/>
     <w:uiPriority w:val="9"/>
-    <w:rsid w:val="00347FE9"/>
+    <w:rsid w:val="00E05A6E"/>
     <w:rPr>
       <w:rFonts w:asciiTheme="majorHAnsi" w:eastAsiaTheme="majorEastAsia" w:hAnsiTheme="majorHAnsi" w:cstheme="majorBidi"/>
       <w:color w:val="0F4761" w:themeColor="accent1" w:themeShade="BF"/>
@@ -659,7 +691,7 @@
     <w:link w:val="Heading2"/>
     <w:uiPriority w:val="9"/>
     <w:semiHidden/>
-    <w:rsid w:val="00347FE9"/>
+    <w:rsid w:val="00E05A6E"/>
     <w:rPr>
       <w:rFonts w:asciiTheme="majorHAnsi" w:eastAsiaTheme="majorEastAsia" w:hAnsiTheme="majorHAnsi" w:cstheme="majorBidi"/>
       <w:color w:val="0F4761" w:themeColor="accent1" w:themeShade="BF"/>
@@ -673,7 +705,7 @@
     <w:link w:val="Heading3"/>
     <w:uiPriority w:val="9"/>
     <w:semiHidden/>
-    <w:rsid w:val="00347FE9"/>
+    <w:rsid w:val="00E05A6E"/>
     <w:rPr>
       <w:rFonts w:eastAsiaTheme="majorEastAsia" w:cstheme="majorBidi"/>
       <w:color w:val="0F4761" w:themeColor="accent1" w:themeShade="BF"/>
@@ -687,7 +719,7 @@
     <w:link w:val="Heading4"/>
     <w:uiPriority w:val="9"/>
     <w:semiHidden/>
-    <w:rsid w:val="00347FE9"/>
+    <w:rsid w:val="00E05A6E"/>
     <w:rPr>
       <w:rFonts w:eastAsiaTheme="majorEastAsia" w:cstheme="majorBidi"/>
       <w:i/>
@@ -701,7 +733,7 @@
     <w:link w:val="Heading5"/>
     <w:uiPriority w:val="9"/>
     <w:semiHidden/>
-    <w:rsid w:val="00347FE9"/>
+    <w:rsid w:val="00E05A6E"/>
     <w:rPr>
       <w:rFonts w:eastAsiaTheme="majorEastAsia" w:cstheme="majorBidi"/>
       <w:color w:val="0F4761" w:themeColor="accent1" w:themeShade="BF"/>
@@ -713,7 +745,7 @@
     <w:link w:val="Heading6"/>
     <w:uiPriority w:val="9"/>
     <w:semiHidden/>
-    <w:rsid w:val="00347FE9"/>
+    <w:rsid w:val="00E05A6E"/>
     <w:rPr>
       <w:rFonts w:eastAsiaTheme="majorEastAsia" w:cstheme="majorBidi"/>
       <w:i/>
@@ -727,7 +759,7 @@
     <w:link w:val="Heading7"/>
     <w:uiPriority w:val="9"/>
     <w:semiHidden/>
-    <w:rsid w:val="00347FE9"/>
+    <w:rsid w:val="00E05A6E"/>
     <w:rPr>
       <w:rFonts w:eastAsiaTheme="majorEastAsia" w:cstheme="majorBidi"/>
       <w:color w:val="595959" w:themeColor="text1" w:themeTint="A6"/>
@@ -739,7 +771,7 @@
     <w:link w:val="Heading8"/>
     <w:uiPriority w:val="9"/>
     <w:semiHidden/>
-    <w:rsid w:val="00347FE9"/>
+    <w:rsid w:val="00E05A6E"/>
     <w:rPr>
       <w:rFonts w:eastAsiaTheme="majorEastAsia" w:cstheme="majorBidi"/>
       <w:i/>
@@ -753,7 +785,7 @@
     <w:link w:val="Heading9"/>
     <w:uiPriority w:val="9"/>
     <w:semiHidden/>
-    <w:rsid w:val="00347FE9"/>
+    <w:rsid w:val="00E05A6E"/>
     <w:rPr>
       <w:rFonts w:eastAsiaTheme="majorEastAsia" w:cstheme="majorBidi"/>
       <w:color w:val="272727" w:themeColor="text1" w:themeTint="D8"/>
@@ -766,7 +798,7 @@
     <w:link w:val="TitleChar"/>
     <w:uiPriority w:val="10"/>
     <w:qFormat/>
-    <w:rsid w:val="00347FE9"/>
+    <w:rsid w:val="00E05A6E"/>
     <w:pPr>
       <w:spacing w:after="80" w:line="240" w:lineRule="auto"/>
       <w:contextualSpacing/>
@@ -784,7 +816,7 @@
     <w:basedOn w:val="DefaultParagraphFont"/>
     <w:link w:val="Title"/>
     <w:uiPriority w:val="10"/>
-    <w:rsid w:val="00347FE9"/>
+    <w:rsid w:val="00E05A6E"/>
     <w:rPr>
       <w:rFonts w:asciiTheme="majorHAnsi" w:eastAsiaTheme="majorEastAsia" w:hAnsiTheme="majorHAnsi" w:cstheme="majorBidi"/>
       <w:spacing w:val="-10"/>
@@ -800,7 +832,7 @@
     <w:link w:val="SubtitleChar"/>
     <w:uiPriority w:val="11"/>
     <w:qFormat/>
-    <w:rsid w:val="00347FE9"/>
+    <w:rsid w:val="00E05A6E"/>
     <w:pPr>
       <w:numPr>
         <w:ilvl w:val="1"/>
@@ -819,7 +851,7 @@
     <w:basedOn w:val="DefaultParagraphFont"/>
     <w:link w:val="Subtitle"/>
     <w:uiPriority w:val="11"/>
-    <w:rsid w:val="00347FE9"/>
+    <w:rsid w:val="00E05A6E"/>
     <w:rPr>
       <w:rFonts w:eastAsiaTheme="majorEastAsia" w:cstheme="majorBidi"/>
       <w:color w:val="595959" w:themeColor="text1" w:themeTint="A6"/>
@@ -835,7 +867,7 @@
     <w:link w:val="QuoteChar"/>
     <w:uiPriority w:val="29"/>
     <w:qFormat/>
-    <w:rsid w:val="00347FE9"/>
+    <w:rsid w:val="00E05A6E"/>
     <w:pPr>
       <w:spacing w:before="160"/>
       <w:jc w:val="center"/>
@@ -851,7 +883,7 @@
     <w:basedOn w:val="DefaultParagraphFont"/>
     <w:link w:val="Quote"/>
     <w:uiPriority w:val="29"/>
-    <w:rsid w:val="00347FE9"/>
+    <w:rsid w:val="00E05A6E"/>
     <w:rPr>
       <w:i/>
       <w:iCs/>
@@ -863,7 +895,7 @@
     <w:basedOn w:val="Normal"/>
     <w:uiPriority w:val="34"/>
     <w:qFormat/>
-    <w:rsid w:val="00347FE9"/>
+    <w:rsid w:val="00E05A6E"/>
     <w:pPr>
       <w:ind w:left="720"/>
       <w:contextualSpacing/>
@@ -874,7 +906,7 @@
     <w:basedOn w:val="DefaultParagraphFont"/>
     <w:uiPriority w:val="21"/>
     <w:qFormat/>
-    <w:rsid w:val="00347FE9"/>
+    <w:rsid w:val="00E05A6E"/>
     <w:rPr>
       <w:i/>
       <w:iCs/>
@@ -888,7 +920,7 @@
     <w:link w:val="IntenseQuoteChar"/>
     <w:uiPriority w:val="30"/>
     <w:qFormat/>
-    <w:rsid w:val="00347FE9"/>
+    <w:rsid w:val="00E05A6E"/>
     <w:pPr>
       <w:pBdr>
         <w:top w:val="single" w:sz="4" w:space="10" w:color="0F4761" w:themeColor="accent1" w:themeShade="BF"/>
@@ -909,7 +941,7 @@
     <w:basedOn w:val="DefaultParagraphFont"/>
     <w:link w:val="IntenseQuote"/>
     <w:uiPriority w:val="30"/>
-    <w:rsid w:val="00347FE9"/>
+    <w:rsid w:val="00E05A6E"/>
     <w:rPr>
       <w:i/>
       <w:iCs/>
@@ -921,13 +953,36 @@
     <w:basedOn w:val="DefaultParagraphFont"/>
     <w:uiPriority w:val="32"/>
     <w:qFormat/>
-    <w:rsid w:val="00347FE9"/>
+    <w:rsid w:val="00E05A6E"/>
     <w:rPr>
       <w:b/>
       <w:bCs/>
       <w:smallCaps/>
       <w:color w:val="0F4761" w:themeColor="accent1" w:themeShade="BF"/>
       <w:spacing w:val="5"/>
+    </w:rPr>
+  </w:style>
+  <w:style w:type="character" w:styleId="Hyperlink">
+    <w:name w:val="Hyperlink"/>
+    <w:basedOn w:val="DefaultParagraphFont"/>
+    <w:uiPriority w:val="99"/>
+    <w:unhideWhenUsed/>
+    <w:rsid w:val="0092234F"/>
+    <w:rPr>
+      <w:color w:val="467886" w:themeColor="hyperlink"/>
+      <w:u w:val="single"/>
+    </w:rPr>
+  </w:style>
+  <w:style w:type="character" w:styleId="UnresolvedMention">
+    <w:name w:val="Unresolved Mention"/>
+    <w:basedOn w:val="DefaultParagraphFont"/>
+    <w:uiPriority w:val="99"/>
+    <w:semiHidden/>
+    <w:unhideWhenUsed/>
+    <w:rsid w:val="0092234F"/>
+    <w:rPr>
+      <w:color w:val="605E5C"/>
+      <w:shd w:val="clear" w:color="auto" w:fill="E1DFDD"/>
     </w:rPr>
   </w:style>
 </w:styles>

--- a/Grade 9/3 and 4 chapter.docx
+++ b/Grade 9/3 and 4 chapter.docx
@@ -3,7 +3,17 @@
 <w:document xmlns:wpc="http://schemas.microsoft.com/office/word/2010/wordprocessingCanvas" xmlns:cx="http://schemas.microsoft.com/office/drawing/2014/chartex" xmlns:cx1="http://schemas.microsoft.com/office/drawing/2015/9/8/chartex" xmlns:cx2="http://schemas.microsoft.com/office/drawing/2015/10/21/chartex" xmlns:cx3="http://schemas.microsoft.com/office/drawing/2016/5/9/chartex" xmlns:cx4="http://schemas.microsoft.com/office/drawing/2016/5/10/chartex" xmlns:cx5="http://schemas.microsoft.com/office/drawing/2016/5/11/chartex" xmlns:cx6="http://schemas.microsoft.com/office/drawing/2016/5/12/chartex" xmlns:cx7="http://schemas.microsoft.com/office/drawing/2016/5/13/chartex" xmlns:cx8="http://schemas.microsoft.com/office/drawing/2016/5/14/chartex" xmlns:mc="http://schemas.openxmlformats.org/markup-compatibility/2006" xmlns:aink="http://schemas.microsoft.com/office/drawing/2016/ink" xmlns:am3d="http://schemas.microsoft.com/office/drawing/2017/model3d" xmlns:o="urn:schemas-microsoft-com:office:office" xmlns:oel="http://schemas.microsoft.com/office/2019/extlst" xmlns:r="http://schemas.openxmlformats.org/officeDocument/2006/relationships" xmlns:m="http://schemas.openxmlformats.org/officeDocument/2006/math" xmlns:v="urn:schemas-microsoft-com:vml" xmlns:wp14="http://schemas.microsoft.com/office/word/2010/wordprocessingDrawing" xmlns:wp="http://schemas.openxmlformats.org/drawingml/2006/wordprocessingDrawing" xmlns:w10="urn:schemas-microsoft-com:office:word" xmlns:w="http://schemas.openxmlformats.org/wordprocessingml/2006/main" xmlns:w14="http://schemas.microsoft.com/office/word/2010/wordml" xmlns:w15="http://schemas.microsoft.com/office/word/2012/wordml" xmlns:w16cei="http://schemas.microsoft.com/office/word/2026/wordml/cei" xmlns:w16cex="http://schemas.microsoft.com/office/word/2018/wordml/cex" xmlns:w16cid="http://schemas.microsoft.com/office/word/2016/wordml/cid" xmlns:w16="http://schemas.microsoft.com/office/word/2018/wordml" xmlns:w16du="http://schemas.microsoft.com/office/word/2023/wordml/word16du" xmlns:w16sdtdh="http://schemas.microsoft.com/office/word/2020/wordml/sdtdatahash" xmlns:w16sdtfl="http://schemas.microsoft.com/office/word/2024/wordml/sdtformatlock" xmlns:w16se="http://schemas.microsoft.com/office/word/2015/wordml/symex" xmlns:wpg="http://schemas.microsoft.com/office/word/2010/wordprocessingGroup" xmlns:wpi="http://schemas.microsoft.com/office/word/2010/wordprocessingInk" xmlns:wne="http://schemas.microsoft.com/office/word/2006/wordml" xmlns:wps="http://schemas.microsoft.com/office/word/2010/wordprocessingShape" mc:Ignorable="w14 w15 w16se w16cid w16 w16cex w16sdtdh w16sdtfl w16du wp14">
   <w:body>
     <w:p>
-      <w:r>
+      <w:pPr>
+        <w:rPr>
+          <w:sz w:val="32"/>
+          <w:szCs w:val="32"/>
+        </w:rPr>
+      </w:pPr>
+      <w:r>
+        <w:rPr>
+          <w:sz w:val="32"/>
+          <w:szCs w:val="32"/>
+        </w:rPr>
         <w:t> </w:t>
       </w:r>
       <w:hyperlink r:id="rId4" w:history="1">
@@ -12,6 +22,8 @@
             <w:rStyle w:val="Hyperlink"/>
             <w:b/>
             <w:bCs/>
+            <w:sz w:val="32"/>
+            <w:szCs w:val="32"/>
           </w:rPr>
           <w:t xml:space="preserve">3. </w:t>
         </w:r>
@@ -21,6 +33,8 @@
             <w:rStyle w:val="Hyperlink"/>
             <w:b/>
             <w:bCs/>
+            <w:sz w:val="32"/>
+            <w:szCs w:val="32"/>
           </w:rPr>
           <w:t>Lec</w:t>
         </w:r>
@@ -30,10 +44,1162 @@
             <w:rStyle w:val="Hyperlink"/>
             <w:b/>
             <w:bCs/>
+            <w:sz w:val="32"/>
+            <w:szCs w:val="32"/>
           </w:rPr>
           <w:t>: Light it up with Tri-Colour LED</w:t>
         </w:r>
       </w:hyperlink>
+    </w:p>
+    <w:p>
+      <w:pPr>
+        <w:rPr>
+          <w:b/>
+          <w:bCs/>
+          <w:sz w:val="36"/>
+          <w:szCs w:val="36"/>
+        </w:rPr>
+      </w:pPr>
+      <w:r>
+        <w:rPr>
+          <w:b/>
+          <w:bCs/>
+          <w:sz w:val="36"/>
+          <w:szCs w:val="36"/>
+        </w:rPr>
+        <w:t xml:space="preserve">Project: 1 </w:t>
+      </w:r>
+    </w:p>
+    <w:p>
+      <w:pPr>
+        <w:rPr>
+          <w:b/>
+          <w:bCs/>
+          <w:sz w:val="36"/>
+          <w:szCs w:val="36"/>
+        </w:rPr>
+      </w:pPr>
+      <w:r>
+        <w:rPr>
+          <w:b/>
+          <w:bCs/>
+          <w:sz w:val="36"/>
+          <w:szCs w:val="36"/>
+        </w:rPr>
+        <w:t>Description: Blink red colour on the Wiz IoT Tri-Colour LED</w:t>
+      </w:r>
+    </w:p>
+    <w:p/>
+    <w:p>
+      <w:pPr>
+        <w:rPr>
+          <w:b/>
+          <w:bCs/>
+          <w:sz w:val="40"/>
+          <w:szCs w:val="40"/>
+        </w:rPr>
+      </w:pPr>
+      <w:r>
+        <w:rPr>
+          <w:b/>
+          <w:bCs/>
+          <w:sz w:val="40"/>
+          <w:szCs w:val="40"/>
+        </w:rPr>
+        <w:t>Sample program:</w:t>
+      </w:r>
+    </w:p>
+    <w:p>
+      <w:pPr>
+        <w:rPr>
+          <w:b/>
+          <w:bCs/>
+          <w:sz w:val="40"/>
+          <w:szCs w:val="40"/>
+        </w:rPr>
+      </w:pPr>
+      <w:proofErr w:type="spellStart"/>
+      <w:r>
+        <w:rPr>
+          <w:b/>
+          <w:bCs/>
+          <w:sz w:val="40"/>
+          <w:szCs w:val="40"/>
+        </w:rPr>
+        <w:t>const</w:t>
+      </w:r>
+      <w:proofErr w:type="spellEnd"/>
+      <w:r>
+        <w:rPr>
+          <w:b/>
+          <w:bCs/>
+          <w:sz w:val="40"/>
+          <w:szCs w:val="40"/>
+        </w:rPr>
+        <w:t xml:space="preserve"> int RED= 12;</w:t>
+      </w:r>
+    </w:p>
+    <w:p>
+      <w:pPr>
+        <w:rPr>
+          <w:b/>
+          <w:bCs/>
+          <w:sz w:val="40"/>
+          <w:szCs w:val="40"/>
+        </w:rPr>
+      </w:pPr>
+      <w:r>
+        <w:rPr>
+          <w:b/>
+          <w:bCs/>
+          <w:sz w:val="40"/>
+          <w:szCs w:val="40"/>
+        </w:rPr>
+        <w:t xml:space="preserve">void </w:t>
+      </w:r>
+      <w:proofErr w:type="gramStart"/>
+      <w:r>
+        <w:rPr>
+          <w:b/>
+          <w:bCs/>
+          <w:sz w:val="40"/>
+          <w:szCs w:val="40"/>
+        </w:rPr>
+        <w:t>setup(</w:t>
+      </w:r>
+      <w:proofErr w:type="gramEnd"/>
+      <w:r>
+        <w:rPr>
+          <w:b/>
+          <w:bCs/>
+          <w:sz w:val="40"/>
+          <w:szCs w:val="40"/>
+        </w:rPr>
+        <w:t>) {</w:t>
+      </w:r>
+    </w:p>
+    <w:p>
+      <w:pPr>
+        <w:rPr>
+          <w:b/>
+          <w:bCs/>
+          <w:sz w:val="40"/>
+          <w:szCs w:val="40"/>
+        </w:rPr>
+      </w:pPr>
+      <w:r>
+        <w:rPr>
+          <w:b/>
+          <w:bCs/>
+          <w:sz w:val="40"/>
+          <w:szCs w:val="40"/>
+        </w:rPr>
+        <w:t xml:space="preserve"> // put your setup code here, to run once:</w:t>
+      </w:r>
+    </w:p>
+    <w:p>
+      <w:pPr>
+        <w:rPr>
+          <w:b/>
+          <w:bCs/>
+          <w:sz w:val="40"/>
+          <w:szCs w:val="40"/>
+        </w:rPr>
+      </w:pPr>
+      <w:r>
+        <w:rPr>
+          <w:b/>
+          <w:bCs/>
+          <w:sz w:val="40"/>
+          <w:szCs w:val="40"/>
+        </w:rPr>
+        <w:t xml:space="preserve"> </w:t>
+      </w:r>
+      <w:proofErr w:type="spellStart"/>
+      <w:proofErr w:type="gramStart"/>
+      <w:r>
+        <w:rPr>
+          <w:b/>
+          <w:bCs/>
+          <w:sz w:val="40"/>
+          <w:szCs w:val="40"/>
+        </w:rPr>
+        <w:t>pinMode</w:t>
+      </w:r>
+      <w:proofErr w:type="spellEnd"/>
+      <w:r>
+        <w:rPr>
+          <w:b/>
+          <w:bCs/>
+          <w:sz w:val="40"/>
+          <w:szCs w:val="40"/>
+        </w:rPr>
+        <w:t>(</w:t>
+      </w:r>
+      <w:proofErr w:type="gramEnd"/>
+      <w:r>
+        <w:rPr>
+          <w:b/>
+          <w:bCs/>
+          <w:sz w:val="40"/>
+          <w:szCs w:val="40"/>
+        </w:rPr>
+        <w:t>RED, OUTPUT);</w:t>
+      </w:r>
+    </w:p>
+    <w:p>
+      <w:pPr>
+        <w:rPr>
+          <w:b/>
+          <w:bCs/>
+          <w:sz w:val="40"/>
+          <w:szCs w:val="40"/>
+        </w:rPr>
+      </w:pPr>
+      <w:r>
+        <w:rPr>
+          <w:b/>
+          <w:bCs/>
+          <w:sz w:val="40"/>
+          <w:szCs w:val="40"/>
+        </w:rPr>
+        <w:t xml:space="preserve"> }</w:t>
+      </w:r>
+    </w:p>
+    <w:p>
+      <w:pPr>
+        <w:rPr>
+          <w:b/>
+          <w:bCs/>
+          <w:sz w:val="40"/>
+          <w:szCs w:val="40"/>
+        </w:rPr>
+      </w:pPr>
+      <w:r>
+        <w:rPr>
+          <w:b/>
+          <w:bCs/>
+          <w:sz w:val="40"/>
+          <w:szCs w:val="40"/>
+        </w:rPr>
+        <w:t xml:space="preserve">void </w:t>
+      </w:r>
+      <w:proofErr w:type="gramStart"/>
+      <w:r>
+        <w:rPr>
+          <w:b/>
+          <w:bCs/>
+          <w:sz w:val="40"/>
+          <w:szCs w:val="40"/>
+        </w:rPr>
+        <w:t>loop(</w:t>
+      </w:r>
+      <w:proofErr w:type="gramEnd"/>
+      <w:r>
+        <w:rPr>
+          <w:b/>
+          <w:bCs/>
+          <w:sz w:val="40"/>
+          <w:szCs w:val="40"/>
+        </w:rPr>
+        <w:t>) {</w:t>
+      </w:r>
+    </w:p>
+    <w:p>
+      <w:pPr>
+        <w:rPr>
+          <w:b/>
+          <w:bCs/>
+          <w:sz w:val="40"/>
+          <w:szCs w:val="40"/>
+        </w:rPr>
+      </w:pPr>
+      <w:r>
+        <w:rPr>
+          <w:b/>
+          <w:bCs/>
+          <w:sz w:val="40"/>
+          <w:szCs w:val="40"/>
+        </w:rPr>
+        <w:t xml:space="preserve"> // put your main code here, to run repeatedly:</w:t>
+      </w:r>
+    </w:p>
+    <w:p>
+      <w:pPr>
+        <w:rPr>
+          <w:b/>
+          <w:bCs/>
+          <w:sz w:val="40"/>
+          <w:szCs w:val="40"/>
+        </w:rPr>
+      </w:pPr>
+      <w:proofErr w:type="spellStart"/>
+      <w:proofErr w:type="gramStart"/>
+      <w:r>
+        <w:rPr>
+          <w:b/>
+          <w:bCs/>
+          <w:sz w:val="40"/>
+          <w:szCs w:val="40"/>
+        </w:rPr>
+        <w:t>digitalWrite</w:t>
+      </w:r>
+      <w:proofErr w:type="spellEnd"/>
+      <w:r>
+        <w:rPr>
+          <w:b/>
+          <w:bCs/>
+          <w:sz w:val="40"/>
+          <w:szCs w:val="40"/>
+        </w:rPr>
+        <w:t>(</w:t>
+      </w:r>
+      <w:proofErr w:type="gramEnd"/>
+      <w:r>
+        <w:rPr>
+          <w:b/>
+          <w:bCs/>
+          <w:sz w:val="40"/>
+          <w:szCs w:val="40"/>
+        </w:rPr>
+        <w:t>RED, LOW);</w:t>
+      </w:r>
+    </w:p>
+    <w:p>
+      <w:pPr>
+        <w:rPr>
+          <w:b/>
+          <w:bCs/>
+          <w:sz w:val="40"/>
+          <w:szCs w:val="40"/>
+        </w:rPr>
+      </w:pPr>
+      <w:proofErr w:type="gramStart"/>
+      <w:r>
+        <w:rPr>
+          <w:b/>
+          <w:bCs/>
+          <w:sz w:val="40"/>
+          <w:szCs w:val="40"/>
+        </w:rPr>
+        <w:t>delay(</w:t>
+      </w:r>
+      <w:proofErr w:type="gramEnd"/>
+      <w:r>
+        <w:rPr>
+          <w:b/>
+          <w:bCs/>
+          <w:sz w:val="40"/>
+          <w:szCs w:val="40"/>
+        </w:rPr>
+        <w:t>1000);</w:t>
+      </w:r>
+    </w:p>
+    <w:p>
+      <w:pPr>
+        <w:rPr>
+          <w:b/>
+          <w:bCs/>
+          <w:sz w:val="40"/>
+          <w:szCs w:val="40"/>
+        </w:rPr>
+      </w:pPr>
+      <w:proofErr w:type="spellStart"/>
+      <w:proofErr w:type="gramStart"/>
+      <w:r>
+        <w:rPr>
+          <w:b/>
+          <w:bCs/>
+          <w:sz w:val="40"/>
+          <w:szCs w:val="40"/>
+        </w:rPr>
+        <w:t>digitalWrite</w:t>
+      </w:r>
+      <w:proofErr w:type="spellEnd"/>
+      <w:r>
+        <w:rPr>
+          <w:b/>
+          <w:bCs/>
+          <w:sz w:val="40"/>
+          <w:szCs w:val="40"/>
+        </w:rPr>
+        <w:t>(</w:t>
+      </w:r>
+      <w:proofErr w:type="gramEnd"/>
+      <w:r>
+        <w:rPr>
+          <w:b/>
+          <w:bCs/>
+          <w:sz w:val="40"/>
+          <w:szCs w:val="40"/>
+        </w:rPr>
+        <w:t>RED, HIGH);</w:t>
+      </w:r>
+    </w:p>
+    <w:p>
+      <w:pPr>
+        <w:rPr>
+          <w:b/>
+          <w:bCs/>
+          <w:sz w:val="40"/>
+          <w:szCs w:val="40"/>
+        </w:rPr>
+      </w:pPr>
+      <w:proofErr w:type="gramStart"/>
+      <w:r>
+        <w:rPr>
+          <w:b/>
+          <w:bCs/>
+          <w:sz w:val="40"/>
+          <w:szCs w:val="40"/>
+        </w:rPr>
+        <w:t>delay(</w:t>
+      </w:r>
+      <w:proofErr w:type="gramEnd"/>
+      <w:r>
+        <w:rPr>
+          <w:b/>
+          <w:bCs/>
+          <w:sz w:val="40"/>
+          <w:szCs w:val="40"/>
+        </w:rPr>
+        <w:t>1000);</w:t>
+      </w:r>
+    </w:p>
+    <w:p>
+      <w:pPr>
+        <w:rPr>
+          <w:b/>
+          <w:bCs/>
+          <w:sz w:val="40"/>
+          <w:szCs w:val="40"/>
+        </w:rPr>
+      </w:pPr>
+      <w:r>
+        <w:rPr>
+          <w:b/>
+          <w:bCs/>
+          <w:sz w:val="40"/>
+          <w:szCs w:val="40"/>
+        </w:rPr>
+        <w:t>}</w:t>
+      </w:r>
+    </w:p>
+    <w:p>
+      <w:pPr>
+        <w:rPr>
+          <w:b/>
+          <w:bCs/>
+          <w:sz w:val="40"/>
+          <w:szCs w:val="40"/>
+        </w:rPr>
+      </w:pPr>
+    </w:p>
+    <w:p>
+      <w:pPr>
+        <w:rPr>
+          <w:b/>
+          <w:bCs/>
+          <w:sz w:val="40"/>
+          <w:szCs w:val="40"/>
+        </w:rPr>
+      </w:pPr>
+    </w:p>
+    <w:p>
+      <w:pPr>
+        <w:rPr>
+          <w:b/>
+          <w:bCs/>
+          <w:sz w:val="40"/>
+          <w:szCs w:val="40"/>
+        </w:rPr>
+      </w:pPr>
+    </w:p>
+    <w:p>
+      <w:pPr>
+        <w:rPr>
+          <w:b/>
+          <w:bCs/>
+          <w:sz w:val="40"/>
+          <w:szCs w:val="40"/>
+        </w:rPr>
+      </w:pPr>
+    </w:p>
+    <w:p>
+      <w:pPr>
+        <w:rPr>
+          <w:b/>
+          <w:bCs/>
+          <w:sz w:val="40"/>
+          <w:szCs w:val="40"/>
+        </w:rPr>
+      </w:pPr>
+    </w:p>
+    <w:p>
+      <w:pPr>
+        <w:rPr>
+          <w:b/>
+          <w:bCs/>
+          <w:sz w:val="40"/>
+          <w:szCs w:val="40"/>
+        </w:rPr>
+      </w:pPr>
+    </w:p>
+    <w:p>
+      <w:pPr>
+        <w:rPr>
+          <w:b/>
+          <w:bCs/>
+          <w:sz w:val="40"/>
+          <w:szCs w:val="40"/>
+        </w:rPr>
+      </w:pPr>
+    </w:p>
+    <w:p>
+      <w:pPr>
+        <w:rPr>
+          <w:b/>
+          <w:bCs/>
+          <w:sz w:val="28"/>
+          <w:szCs w:val="28"/>
+        </w:rPr>
+      </w:pPr>
+      <w:r>
+        <w:rPr>
+          <w:b/>
+          <w:bCs/>
+          <w:sz w:val="28"/>
+          <w:szCs w:val="28"/>
+        </w:rPr>
+        <w:t>Project: 2</w:t>
+      </w:r>
+    </w:p>
+    <w:p>
+      <w:pPr>
+        <w:rPr>
+          <w:b/>
+          <w:bCs/>
+          <w:sz w:val="40"/>
+          <w:szCs w:val="40"/>
+        </w:rPr>
+      </w:pPr>
+      <w:r>
+        <w:rPr>
+          <w:b/>
+          <w:bCs/>
+          <w:sz w:val="40"/>
+          <w:szCs w:val="40"/>
+        </w:rPr>
+        <w:t>Description: Glow alternate colours (Red and Green) on the Tri-Colour LED.</w:t>
+      </w:r>
+    </w:p>
+    <w:p>
+      <w:pPr>
+        <w:rPr>
+          <w:b/>
+          <w:bCs/>
+          <w:sz w:val="40"/>
+          <w:szCs w:val="40"/>
+        </w:rPr>
+      </w:pPr>
+    </w:p>
+    <w:p>
+      <w:pPr>
+        <w:rPr>
+          <w:b/>
+          <w:bCs/>
+          <w:sz w:val="40"/>
+          <w:szCs w:val="40"/>
+        </w:rPr>
+      </w:pPr>
+      <w:proofErr w:type="spellStart"/>
+      <w:r>
+        <w:rPr>
+          <w:b/>
+          <w:bCs/>
+          <w:sz w:val="40"/>
+          <w:szCs w:val="40"/>
+        </w:rPr>
+        <w:t>const</w:t>
+      </w:r>
+      <w:proofErr w:type="spellEnd"/>
+      <w:r>
+        <w:rPr>
+          <w:b/>
+          <w:bCs/>
+          <w:sz w:val="40"/>
+          <w:szCs w:val="40"/>
+        </w:rPr>
+        <w:t xml:space="preserve"> int RED= 12;</w:t>
+      </w:r>
+    </w:p>
+    <w:p>
+      <w:pPr>
+        <w:rPr>
+          <w:b/>
+          <w:bCs/>
+          <w:sz w:val="40"/>
+          <w:szCs w:val="40"/>
+        </w:rPr>
+      </w:pPr>
+      <w:proofErr w:type="spellStart"/>
+      <w:r>
+        <w:rPr>
+          <w:b/>
+          <w:bCs/>
+          <w:sz w:val="40"/>
+          <w:szCs w:val="40"/>
+        </w:rPr>
+        <w:t>const</w:t>
+      </w:r>
+      <w:proofErr w:type="spellEnd"/>
+      <w:r>
+        <w:rPr>
+          <w:b/>
+          <w:bCs/>
+          <w:sz w:val="40"/>
+          <w:szCs w:val="40"/>
+        </w:rPr>
+        <w:t xml:space="preserve"> int GREEN= 14;</w:t>
+      </w:r>
+    </w:p>
+    <w:p>
+      <w:pPr>
+        <w:rPr>
+          <w:b/>
+          <w:bCs/>
+          <w:sz w:val="40"/>
+          <w:szCs w:val="40"/>
+        </w:rPr>
+      </w:pPr>
+      <w:r>
+        <w:rPr>
+          <w:b/>
+          <w:bCs/>
+          <w:sz w:val="40"/>
+          <w:szCs w:val="40"/>
+        </w:rPr>
+        <w:t xml:space="preserve">void </w:t>
+      </w:r>
+      <w:proofErr w:type="gramStart"/>
+      <w:r>
+        <w:rPr>
+          <w:b/>
+          <w:bCs/>
+          <w:sz w:val="40"/>
+          <w:szCs w:val="40"/>
+        </w:rPr>
+        <w:t>setup(</w:t>
+      </w:r>
+      <w:proofErr w:type="gramEnd"/>
+      <w:r>
+        <w:rPr>
+          <w:b/>
+          <w:bCs/>
+          <w:sz w:val="40"/>
+          <w:szCs w:val="40"/>
+        </w:rPr>
+        <w:t>) {</w:t>
+      </w:r>
+    </w:p>
+    <w:p>
+      <w:pPr>
+        <w:rPr>
+          <w:b/>
+          <w:bCs/>
+          <w:sz w:val="40"/>
+          <w:szCs w:val="40"/>
+        </w:rPr>
+      </w:pPr>
+      <w:r>
+        <w:rPr>
+          <w:b/>
+          <w:bCs/>
+          <w:sz w:val="40"/>
+          <w:szCs w:val="40"/>
+        </w:rPr>
+        <w:t xml:space="preserve"> // put your setup code here, to run once:</w:t>
+      </w:r>
+    </w:p>
+    <w:p>
+      <w:pPr>
+        <w:rPr>
+          <w:b/>
+          <w:bCs/>
+          <w:sz w:val="40"/>
+          <w:szCs w:val="40"/>
+        </w:rPr>
+      </w:pPr>
+      <w:r>
+        <w:rPr>
+          <w:b/>
+          <w:bCs/>
+          <w:sz w:val="40"/>
+          <w:szCs w:val="40"/>
+        </w:rPr>
+        <w:t xml:space="preserve"> </w:t>
+      </w:r>
+      <w:proofErr w:type="spellStart"/>
+      <w:proofErr w:type="gramStart"/>
+      <w:r>
+        <w:rPr>
+          <w:b/>
+          <w:bCs/>
+          <w:sz w:val="40"/>
+          <w:szCs w:val="40"/>
+        </w:rPr>
+        <w:t>pinMode</w:t>
+      </w:r>
+      <w:proofErr w:type="spellEnd"/>
+      <w:r>
+        <w:rPr>
+          <w:b/>
+          <w:bCs/>
+          <w:sz w:val="40"/>
+          <w:szCs w:val="40"/>
+        </w:rPr>
+        <w:t>(</w:t>
+      </w:r>
+      <w:proofErr w:type="gramEnd"/>
+      <w:r>
+        <w:rPr>
+          <w:b/>
+          <w:bCs/>
+          <w:sz w:val="40"/>
+          <w:szCs w:val="40"/>
+        </w:rPr>
+        <w:t>RED, OUTPUT);</w:t>
+      </w:r>
+    </w:p>
+    <w:p>
+      <w:pPr>
+        <w:rPr>
+          <w:b/>
+          <w:bCs/>
+          <w:sz w:val="40"/>
+          <w:szCs w:val="40"/>
+        </w:rPr>
+      </w:pPr>
+      <w:r>
+        <w:rPr>
+          <w:b/>
+          <w:bCs/>
+          <w:sz w:val="40"/>
+          <w:szCs w:val="40"/>
+        </w:rPr>
+        <w:t xml:space="preserve"> </w:t>
+      </w:r>
+      <w:proofErr w:type="spellStart"/>
+      <w:proofErr w:type="gramStart"/>
+      <w:r>
+        <w:rPr>
+          <w:b/>
+          <w:bCs/>
+          <w:sz w:val="40"/>
+          <w:szCs w:val="40"/>
+        </w:rPr>
+        <w:t>pinMode</w:t>
+      </w:r>
+      <w:proofErr w:type="spellEnd"/>
+      <w:r>
+        <w:rPr>
+          <w:b/>
+          <w:bCs/>
+          <w:sz w:val="40"/>
+          <w:szCs w:val="40"/>
+        </w:rPr>
+        <w:t>(</w:t>
+      </w:r>
+      <w:proofErr w:type="gramEnd"/>
+      <w:r>
+        <w:rPr>
+          <w:b/>
+          <w:bCs/>
+          <w:sz w:val="40"/>
+          <w:szCs w:val="40"/>
+        </w:rPr>
+        <w:t>GREEN, OUTPUT);</w:t>
+      </w:r>
+    </w:p>
+    <w:p>
+      <w:pPr>
+        <w:rPr>
+          <w:b/>
+          <w:bCs/>
+          <w:sz w:val="40"/>
+          <w:szCs w:val="40"/>
+        </w:rPr>
+      </w:pPr>
+      <w:r>
+        <w:rPr>
+          <w:b/>
+          <w:bCs/>
+          <w:sz w:val="40"/>
+          <w:szCs w:val="40"/>
+        </w:rPr>
+        <w:t>}</w:t>
+      </w:r>
+    </w:p>
+    <w:p>
+      <w:pPr>
+        <w:rPr>
+          <w:b/>
+          <w:bCs/>
+          <w:sz w:val="40"/>
+          <w:szCs w:val="40"/>
+        </w:rPr>
+      </w:pPr>
+      <w:r>
+        <w:rPr>
+          <w:b/>
+          <w:bCs/>
+          <w:sz w:val="40"/>
+          <w:szCs w:val="40"/>
+        </w:rPr>
+        <w:t xml:space="preserve">void </w:t>
+      </w:r>
+      <w:proofErr w:type="gramStart"/>
+      <w:r>
+        <w:rPr>
+          <w:b/>
+          <w:bCs/>
+          <w:sz w:val="40"/>
+          <w:szCs w:val="40"/>
+        </w:rPr>
+        <w:t>loop(</w:t>
+      </w:r>
+      <w:proofErr w:type="gramEnd"/>
+      <w:r>
+        <w:rPr>
+          <w:b/>
+          <w:bCs/>
+          <w:sz w:val="40"/>
+          <w:szCs w:val="40"/>
+        </w:rPr>
+        <w:t>) {</w:t>
+      </w:r>
+    </w:p>
+    <w:p>
+      <w:pPr>
+        <w:rPr>
+          <w:b/>
+          <w:bCs/>
+          <w:sz w:val="40"/>
+          <w:szCs w:val="40"/>
+        </w:rPr>
+      </w:pPr>
+      <w:r>
+        <w:rPr>
+          <w:b/>
+          <w:bCs/>
+          <w:sz w:val="40"/>
+          <w:szCs w:val="40"/>
+        </w:rPr>
+        <w:t xml:space="preserve"> // put your main code here, to run repeatedly:</w:t>
+      </w:r>
+    </w:p>
+    <w:p>
+      <w:pPr>
+        <w:rPr>
+          <w:b/>
+          <w:bCs/>
+          <w:sz w:val="40"/>
+          <w:szCs w:val="40"/>
+        </w:rPr>
+      </w:pPr>
+      <w:proofErr w:type="spellStart"/>
+      <w:proofErr w:type="gramStart"/>
+      <w:r>
+        <w:rPr>
+          <w:b/>
+          <w:bCs/>
+          <w:sz w:val="40"/>
+          <w:szCs w:val="40"/>
+        </w:rPr>
+        <w:t>digitalWrite</w:t>
+      </w:r>
+      <w:proofErr w:type="spellEnd"/>
+      <w:r>
+        <w:rPr>
+          <w:b/>
+          <w:bCs/>
+          <w:sz w:val="40"/>
+          <w:szCs w:val="40"/>
+        </w:rPr>
+        <w:t>(</w:t>
+      </w:r>
+      <w:proofErr w:type="gramEnd"/>
+      <w:r>
+        <w:rPr>
+          <w:b/>
+          <w:bCs/>
+          <w:sz w:val="40"/>
+          <w:szCs w:val="40"/>
+        </w:rPr>
+        <w:t>RED, LOW);</w:t>
+      </w:r>
+    </w:p>
+    <w:p>
+      <w:pPr>
+        <w:rPr>
+          <w:b/>
+          <w:bCs/>
+          <w:sz w:val="40"/>
+          <w:szCs w:val="40"/>
+        </w:rPr>
+      </w:pPr>
+      <w:proofErr w:type="gramStart"/>
+      <w:r>
+        <w:rPr>
+          <w:b/>
+          <w:bCs/>
+          <w:sz w:val="40"/>
+          <w:szCs w:val="40"/>
+        </w:rPr>
+        <w:t>delay(</w:t>
+      </w:r>
+      <w:proofErr w:type="gramEnd"/>
+      <w:r>
+        <w:rPr>
+          <w:b/>
+          <w:bCs/>
+          <w:sz w:val="40"/>
+          <w:szCs w:val="40"/>
+        </w:rPr>
+        <w:t>1000);</w:t>
+      </w:r>
+    </w:p>
+    <w:p>
+      <w:pPr>
+        <w:rPr>
+          <w:b/>
+          <w:bCs/>
+          <w:sz w:val="40"/>
+          <w:szCs w:val="40"/>
+        </w:rPr>
+      </w:pPr>
+      <w:proofErr w:type="spellStart"/>
+      <w:proofErr w:type="gramStart"/>
+      <w:r>
+        <w:rPr>
+          <w:b/>
+          <w:bCs/>
+          <w:sz w:val="40"/>
+          <w:szCs w:val="40"/>
+        </w:rPr>
+        <w:t>digitalWrite</w:t>
+      </w:r>
+      <w:proofErr w:type="spellEnd"/>
+      <w:r>
+        <w:rPr>
+          <w:b/>
+          <w:bCs/>
+          <w:sz w:val="40"/>
+          <w:szCs w:val="40"/>
+        </w:rPr>
+        <w:t>(</w:t>
+      </w:r>
+      <w:proofErr w:type="gramEnd"/>
+      <w:r>
+        <w:rPr>
+          <w:b/>
+          <w:bCs/>
+          <w:sz w:val="40"/>
+          <w:szCs w:val="40"/>
+        </w:rPr>
+        <w:t>RED, HIGH);</w:t>
+      </w:r>
+    </w:p>
+    <w:p>
+      <w:pPr>
+        <w:rPr>
+          <w:b/>
+          <w:bCs/>
+          <w:sz w:val="40"/>
+          <w:szCs w:val="40"/>
+        </w:rPr>
+      </w:pPr>
+      <w:proofErr w:type="gramStart"/>
+      <w:r>
+        <w:rPr>
+          <w:b/>
+          <w:bCs/>
+          <w:sz w:val="40"/>
+          <w:szCs w:val="40"/>
+        </w:rPr>
+        <w:t>delay(</w:t>
+      </w:r>
+      <w:proofErr w:type="gramEnd"/>
+      <w:r>
+        <w:rPr>
+          <w:b/>
+          <w:bCs/>
+          <w:sz w:val="40"/>
+          <w:szCs w:val="40"/>
+        </w:rPr>
+        <w:t>1000);</w:t>
+      </w:r>
+    </w:p>
+    <w:p>
+      <w:pPr>
+        <w:rPr>
+          <w:b/>
+          <w:bCs/>
+          <w:sz w:val="40"/>
+          <w:szCs w:val="40"/>
+        </w:rPr>
+      </w:pPr>
+      <w:proofErr w:type="spellStart"/>
+      <w:proofErr w:type="gramStart"/>
+      <w:r>
+        <w:rPr>
+          <w:b/>
+          <w:bCs/>
+          <w:sz w:val="40"/>
+          <w:szCs w:val="40"/>
+        </w:rPr>
+        <w:t>digitalWrite</w:t>
+      </w:r>
+      <w:proofErr w:type="spellEnd"/>
+      <w:r>
+        <w:rPr>
+          <w:b/>
+          <w:bCs/>
+          <w:sz w:val="40"/>
+          <w:szCs w:val="40"/>
+        </w:rPr>
+        <w:t>(</w:t>
+      </w:r>
+      <w:proofErr w:type="gramEnd"/>
+      <w:r>
+        <w:rPr>
+          <w:b/>
+          <w:bCs/>
+          <w:sz w:val="40"/>
+          <w:szCs w:val="40"/>
+        </w:rPr>
+        <w:t>GREEN, LOW);</w:t>
+      </w:r>
+    </w:p>
+    <w:p>
+      <w:pPr>
+        <w:rPr>
+          <w:b/>
+          <w:bCs/>
+          <w:sz w:val="40"/>
+          <w:szCs w:val="40"/>
+        </w:rPr>
+      </w:pPr>
+      <w:proofErr w:type="gramStart"/>
+      <w:r>
+        <w:rPr>
+          <w:b/>
+          <w:bCs/>
+          <w:sz w:val="40"/>
+          <w:szCs w:val="40"/>
+        </w:rPr>
+        <w:t>delay(</w:t>
+      </w:r>
+      <w:proofErr w:type="gramEnd"/>
+      <w:r>
+        <w:rPr>
+          <w:b/>
+          <w:bCs/>
+          <w:sz w:val="40"/>
+          <w:szCs w:val="40"/>
+        </w:rPr>
+        <w:t>1000);</w:t>
+      </w:r>
+    </w:p>
+    <w:p>
+      <w:pPr>
+        <w:rPr>
+          <w:b/>
+          <w:bCs/>
+          <w:sz w:val="40"/>
+          <w:szCs w:val="40"/>
+        </w:rPr>
+      </w:pPr>
+      <w:proofErr w:type="spellStart"/>
+      <w:proofErr w:type="gramStart"/>
+      <w:r>
+        <w:rPr>
+          <w:b/>
+          <w:bCs/>
+          <w:sz w:val="40"/>
+          <w:szCs w:val="40"/>
+        </w:rPr>
+        <w:t>digitalWrite</w:t>
+      </w:r>
+      <w:proofErr w:type="spellEnd"/>
+      <w:r>
+        <w:rPr>
+          <w:b/>
+          <w:bCs/>
+          <w:sz w:val="40"/>
+          <w:szCs w:val="40"/>
+        </w:rPr>
+        <w:t>(</w:t>
+      </w:r>
+      <w:proofErr w:type="gramEnd"/>
+      <w:r>
+        <w:rPr>
+          <w:b/>
+          <w:bCs/>
+          <w:sz w:val="40"/>
+          <w:szCs w:val="40"/>
+        </w:rPr>
+        <w:t>GREEN, HIGH);</w:t>
+      </w:r>
+    </w:p>
+    <w:p>
+      <w:pPr>
+        <w:rPr>
+          <w:b/>
+          <w:bCs/>
+          <w:sz w:val="40"/>
+          <w:szCs w:val="40"/>
+        </w:rPr>
+      </w:pPr>
+      <w:proofErr w:type="gramStart"/>
+      <w:r>
+        <w:rPr>
+          <w:b/>
+          <w:bCs/>
+          <w:sz w:val="40"/>
+          <w:szCs w:val="40"/>
+        </w:rPr>
+        <w:t>delay(</w:t>
+      </w:r>
+      <w:proofErr w:type="gramEnd"/>
+      <w:r>
+        <w:rPr>
+          <w:b/>
+          <w:bCs/>
+          <w:sz w:val="40"/>
+          <w:szCs w:val="40"/>
+        </w:rPr>
+        <w:t>1000);</w:t>
+      </w:r>
+    </w:p>
+    <w:p>
+      <w:pPr>
+        <w:rPr>
+          <w:b/>
+          <w:bCs/>
+          <w:sz w:val="40"/>
+          <w:szCs w:val="40"/>
+        </w:rPr>
+      </w:pPr>
+      <w:r>
+        <w:rPr>
+          <w:b/>
+          <w:bCs/>
+          <w:sz w:val="40"/>
+          <w:szCs w:val="40"/>
+        </w:rPr>
+        <w:t>}</w:t>
+      </w:r>
     </w:p>
     <w:p/>
     <w:sectPr>
@@ -446,6 +1612,7 @@
   <w:style w:type="paragraph" w:default="1" w:styleId="Normal">
     <w:name w:val="Normal"/>
     <w:qFormat/>
+    <w:rsid w:val="00E84E8F"/>
   </w:style>
   <w:style w:type="paragraph" w:styleId="Heading1">
     <w:name w:val="heading 1"/>
@@ -649,6 +1816,7 @@
   <w:style w:type="character" w:default="1" w:styleId="DefaultParagraphFont">
     <w:name w:val="Default Paragraph Font"/>
     <w:uiPriority w:val="1"/>
+    <w:semiHidden/>
     <w:unhideWhenUsed/>
   </w:style>
   <w:style w:type="table" w:default="1" w:styleId="TableNormal">
